--- a/Ansai_GEP001_Engineering_Principles.docx
+++ b/Ansai_GEP001_Engineering_Principles.docx
@@ -109,15 +109,7 @@
         <w:spacing w:before="0" w:after="160" w:line="280"/>
       </w:pPr>
       <w:r>
-        <w:rPr>
-          <w:rFonts w:ascii="DM Sans" w:cs="DM Sans" w:eastAsia="DM Sans" w:hAnsi="DM Sans"/>
-          <w:b w:val="false"/>
-          <w:bCs w:val="false"/>
-          <w:color w:val="B3C2CD"/>
-          <w:sz w:val="22"/>
-          <w:szCs w:val="22"/>
-        </w:rPr>
-        <w:t xml:space="preserve">Every Ansai product that handles institutional data must implement this data architecture. No exceptions. This is not a recommendation — it is the minimum standard for any product that calls itself operational infrastructure.</w:t>
+        <w:t>Every Ansai product that handles institutional data must implement this data architecture. No exceptions. This is not a recommendation — it is the minimum standard for any product that calls itself agentic infrastructure.</w:t>
       </w:r>
     </w:p>
     <w:tbl>
